--- a/CV_DOCX/Sitt_Min_Thar_Resume.docx
+++ b/CV_DOCX/Sitt_Min_Thar_Resume.docx
@@ -158,20 +158,6 @@
           <w:sz w:val="21"/>
         </w:rPr>
         <w:t>Building and shipping mobile apps for App Store and Google Play, owning product engineering, store releases, and app infrastructure</w:t>
-      </w:r>
-    </w:p>
-    <w:p>
-      <w:pPr>
-        <w:pStyle w:val="ListBullet"/>
-        <w:spacing w:after="40"/>
-        <w:ind w:left="360"/>
-      </w:pPr>
-      <w:r>
-        <w:rPr>
-          <w:rFonts w:ascii="Times New Roman" w:hAnsi="Times New Roman"/>
-          <w:sz w:val="21"/>
-        </w:rPr>
-        <w:t>Developed and shipped Android applications now serving 3.9K daily active users, driving week-over-week growth in retention and revenue</w:t>
       </w:r>
     </w:p>
     <w:p>

--- a/CV_DOCX/Sitt_Min_Thar_Resume.docx
+++ b/CV_DOCX/Sitt_Min_Thar_Resume.docx
@@ -294,9 +294,97 @@
                 <w:b/>
                 <w:sz w:val="21"/>
               </w:rPr>
+              <w:t xml:space="preserve">Release-Acceptance Engineer | </w:t>
+            </w:r>
+            <w:hyperlink r:id="rId10">
+              <w:r>
+                <w:rPr>
+                  <w:rFonts w:ascii="Times New Roman" w:hAnsi="Times New Roman"/>
+                  <w:sz w:val="21"/>
+                  <w:color w:val="0563C1"/>
+                  <w:u w:val="single"/>
+                  <w:b/>
+                </w:rPr>
+                <w:t>Malibu</w:t>
+              </w:r>
+            </w:hyperlink>
+          </w:p>
+        </w:tc>
+        <w:tc>
+          <w:tcPr>
+            <w:tcW w:type="dxa" w:w="1152"/>
+            <w:tcW w:w="1152" w:type="dxa"/>
+            <w:tcMar>
+              <w:left w:w="0" w:type="dxa"/>
+              <w:right w:w="0" w:type="dxa"/>
+            </w:tcMar>
+          </w:tcPr>
+          <w:p>
+            <w:pPr>
+              <w:spacing w:after="0"/>
+              <w:jc w:val="right"/>
+            </w:pPr>
+            <w:r>
+              <w:rPr>
+                <w:rFonts w:ascii="Times New Roman" w:hAnsi="Times New Roman"/>
+                <w:b/>
+                <w:sz w:val="21"/>
+              </w:rPr>
+              <w:t>Present</w:t>
+            </w:r>
+          </w:p>
+        </w:tc>
+      </w:tr>
+    </w:tbl>
+    <w:p>
+      <w:pPr>
+        <w:pStyle w:val="ListBullet"/>
+        <w:spacing w:after="40"/>
+        <w:ind w:left="360"/>
+      </w:pPr>
+      <w:r>
+        <w:rPr>
+          <w:rFonts w:ascii="Times New Roman" w:hAnsi="Times New Roman"/>
+          <w:sz w:val="21"/>
+        </w:rPr>
+        <w:t>Independent release-acceptance engineer for a macOS distributed-compute marketplace, serving as the physical-hardware validation gate between CI-green and fleet rollout</w:t>
+      </w:r>
+    </w:p>
+    <w:tbl>
+      <w:tblPr>
+        <w:tblW w:type="auto" w:w="0"/>
+        <w:tblLayout w:type="fixed"/>
+        <w:tblLook w:firstColumn="1" w:firstRow="1" w:lastColumn="0" w:lastRow="0" w:noHBand="0" w:noVBand="1" w:val="04A0"/>
+        <w:tblLayout w:type="fixed"/>
+        <w:tblW w:w="10080" w:type="dxa"/>
+      </w:tblPr>
+      <w:tblGrid>
+        <w:gridCol w:w="5256"/>
+        <w:gridCol w:w="5256"/>
+      </w:tblGrid>
+      <w:tr>
+        <w:tc>
+          <w:tcPr>
+            <w:tcW w:type="dxa" w:w="8928"/>
+            <w:tcW w:w="8928" w:type="dxa"/>
+            <w:tcMar>
+              <w:left w:w="0" w:type="dxa"/>
+              <w:right w:w="0" w:type="dxa"/>
+            </w:tcMar>
+          </w:tcPr>
+          <w:p>
+            <w:pPr>
+              <w:spacing w:after="0"/>
+            </w:pPr>
+            <w:r>
+              <w:rPr>
+                <w:rFonts w:ascii="Times New Roman" w:hAnsi="Times New Roman"/>
+                <w:b/>
+                <w:sz w:val="21"/>
+              </w:rPr>
               <w:t xml:space="preserve">Software Development Intern | </w:t>
             </w:r>
-            <w:hyperlink r:id="rId10">
+            <w:hyperlink r:id="rId11">
               <w:r>
                 <w:rPr>
                   <w:rFonts w:ascii="Times New Roman" w:hAnsi="Times New Roman"/>
@@ -512,7 +600,7 @@
       <w:pPr>
         <w:spacing w:after="0"/>
       </w:pPr>
-      <w:hyperlink r:id="rId11">
+      <w:hyperlink r:id="rId12">
         <w:r>
           <w:rPr>
             <w:rFonts w:ascii="Times New Roman" w:hAnsi="Times New Roman"/>
@@ -543,7 +631,7 @@
       <w:pPr>
         <w:spacing w:after="0"/>
       </w:pPr>
-      <w:hyperlink r:id="rId12">
+      <w:hyperlink r:id="rId13">
         <w:r>
           <w:rPr>
             <w:rFonts w:ascii="Times New Roman" w:hAnsi="Times New Roman"/>
@@ -574,7 +662,7 @@
       <w:pPr>
         <w:spacing w:after="0"/>
       </w:pPr>
-      <w:hyperlink r:id="rId13">
+      <w:hyperlink r:id="rId14">
         <w:r>
           <w:rPr>
             <w:rFonts w:ascii="Times New Roman" w:hAnsi="Times New Roman"/>
@@ -605,7 +693,7 @@
       <w:pPr>
         <w:spacing w:after="0"/>
       </w:pPr>
-      <w:hyperlink r:id="rId14">
+      <w:hyperlink r:id="rId15">
         <w:r>
           <w:rPr>
             <w:rFonts w:ascii="Times New Roman" w:hAnsi="Times New Roman"/>
@@ -636,7 +724,7 @@
       <w:pPr>
         <w:spacing w:after="0"/>
       </w:pPr>
-      <w:hyperlink r:id="rId15">
+      <w:hyperlink r:id="rId16">
         <w:r>
           <w:rPr>
             <w:rFonts w:ascii="Times New Roman" w:hAnsi="Times New Roman"/>
@@ -667,7 +755,7 @@
       <w:pPr>
         <w:spacing w:after="0"/>
       </w:pPr>
-      <w:hyperlink r:id="rId16">
+      <w:hyperlink r:id="rId17">
         <w:r>
           <w:rPr>
             <w:rFonts w:ascii="Times New Roman" w:hAnsi="Times New Roman"/>
@@ -698,7 +786,7 @@
       <w:pPr>
         <w:spacing w:after="0"/>
       </w:pPr>
-      <w:hyperlink r:id="rId17">
+      <w:hyperlink r:id="rId18">
         <w:r>
           <w:rPr>
             <w:rFonts w:ascii="Times New Roman" w:hAnsi="Times New Roman"/>

--- a/CV_DOCX/Sitt_Min_Thar_Resume.docx
+++ b/CV_DOCX/Sitt_Min_Thar_Resume.docx
@@ -206,9 +206,97 @@
                 <w:b/>
                 <w:sz w:val="21"/>
               </w:rPr>
+              <w:t xml:space="preserve">Business Analyst (Onsite) | </w:t>
+            </w:r>
+            <w:hyperlink r:id="rId9">
+              <w:r>
+                <w:rPr>
+                  <w:rFonts w:ascii="Times New Roman" w:hAnsi="Times New Roman"/>
+                  <w:sz w:val="21"/>
+                  <w:color w:val="0563C1"/>
+                  <w:u w:val="single"/>
+                  <w:b/>
+                </w:rPr>
+                <w:t>VNG</w:t>
+              </w:r>
+            </w:hyperlink>
+          </w:p>
+        </w:tc>
+        <w:tc>
+          <w:tcPr>
+            <w:tcW w:type="dxa" w:w="1152"/>
+            <w:tcW w:w="1152" w:type="dxa"/>
+            <w:tcMar>
+              <w:left w:w="0" w:type="dxa"/>
+              <w:right w:w="0" w:type="dxa"/>
+            </w:tcMar>
+          </w:tcPr>
+          <w:p>
+            <w:pPr>
+              <w:spacing w:after="0"/>
+              <w:jc w:val="right"/>
+            </w:pPr>
+            <w:r>
+              <w:rPr>
+                <w:rFonts w:ascii="Times New Roman" w:hAnsi="Times New Roman"/>
+                <w:b/>
+                <w:sz w:val="21"/>
+              </w:rPr>
+              <w:t>2026 -- Present</w:t>
+            </w:r>
+          </w:p>
+        </w:tc>
+      </w:tr>
+    </w:tbl>
+    <w:p>
+      <w:pPr>
+        <w:pStyle w:val="ListBullet"/>
+        <w:spacing w:after="40"/>
+        <w:ind w:left="360"/>
+      </w:pPr>
+      <w:r>
+        <w:rPr>
+          <w:rFonts w:ascii="Times New Roman" w:hAnsi="Times New Roman"/>
+          <w:sz w:val="21"/>
+        </w:rPr>
+        <w:t>Business Analyst, part of the outsourcing partner delivering an AI-enabled Legal Operations platform onsite at VNG for their Legal and Compliance function</w:t>
+      </w:r>
+    </w:p>
+    <w:tbl>
+      <w:tblPr>
+        <w:tblW w:type="auto" w:w="0"/>
+        <w:tblLayout w:type="fixed"/>
+        <w:tblLook w:firstColumn="1" w:firstRow="1" w:lastColumn="0" w:lastRow="0" w:noHBand="0" w:noVBand="1" w:val="04A0"/>
+        <w:tblLayout w:type="fixed"/>
+        <w:tblW w:w="10080" w:type="dxa"/>
+      </w:tblPr>
+      <w:tblGrid>
+        <w:gridCol w:w="5256"/>
+        <w:gridCol w:w="5256"/>
+      </w:tblGrid>
+      <w:tr>
+        <w:tc>
+          <w:tcPr>
+            <w:tcW w:type="dxa" w:w="8928"/>
+            <w:tcW w:w="8928" w:type="dxa"/>
+            <w:tcMar>
+              <w:left w:w="0" w:type="dxa"/>
+              <w:right w:w="0" w:type="dxa"/>
+            </w:tcMar>
+          </w:tcPr>
+          <w:p>
+            <w:pPr>
+              <w:spacing w:after="0"/>
+            </w:pPr>
+            <w:r>
+              <w:rPr>
+                <w:rFonts w:ascii="Times New Roman" w:hAnsi="Times New Roman"/>
+                <w:b/>
+                <w:sz w:val="21"/>
+              </w:rPr>
               <w:t xml:space="preserve">Founding Engineer | </w:t>
             </w:r>
-            <w:hyperlink r:id="rId9">
+            <w:hyperlink r:id="rId10">
               <w:r>
                 <w:rPr>
                   <w:rFonts w:ascii="Times New Roman" w:hAnsi="Times New Roman"/>
@@ -296,7 +384,7 @@
               </w:rPr>
               <w:t xml:space="preserve">Release-Acceptance Engineer | </w:t>
             </w:r>
-            <w:hyperlink r:id="rId10">
+            <w:hyperlink r:id="rId11">
               <w:r>
                 <w:rPr>
                   <w:rFonts w:ascii="Times New Roman" w:hAnsi="Times New Roman"/>
@@ -384,7 +472,7 @@
               </w:rPr>
               <w:t xml:space="preserve">Software Development Intern | </w:t>
             </w:r>
-            <w:hyperlink r:id="rId11">
+            <w:hyperlink r:id="rId12">
               <w:r>
                 <w:rPr>
                   <w:rFonts w:ascii="Times New Roman" w:hAnsi="Times New Roman"/>
@@ -600,7 +688,7 @@
       <w:pPr>
         <w:spacing w:after="0"/>
       </w:pPr>
-      <w:hyperlink r:id="rId12">
+      <w:hyperlink r:id="rId13">
         <w:r>
           <w:rPr>
             <w:rFonts w:ascii="Times New Roman" w:hAnsi="Times New Roman"/>
@@ -631,7 +719,7 @@
       <w:pPr>
         <w:spacing w:after="0"/>
       </w:pPr>
-      <w:hyperlink r:id="rId13">
+      <w:hyperlink r:id="rId14">
         <w:r>
           <w:rPr>
             <w:rFonts w:ascii="Times New Roman" w:hAnsi="Times New Roman"/>
@@ -662,7 +750,7 @@
       <w:pPr>
         <w:spacing w:after="0"/>
       </w:pPr>
-      <w:hyperlink r:id="rId14">
+      <w:hyperlink r:id="rId15">
         <w:r>
           <w:rPr>
             <w:rFonts w:ascii="Times New Roman" w:hAnsi="Times New Roman"/>
@@ -693,7 +781,7 @@
       <w:pPr>
         <w:spacing w:after="0"/>
       </w:pPr>
-      <w:hyperlink r:id="rId15">
+      <w:hyperlink r:id="rId16">
         <w:r>
           <w:rPr>
             <w:rFonts w:ascii="Times New Roman" w:hAnsi="Times New Roman"/>
@@ -724,7 +812,7 @@
       <w:pPr>
         <w:spacing w:after="0"/>
       </w:pPr>
-      <w:hyperlink r:id="rId16">
+      <w:hyperlink r:id="rId17">
         <w:r>
           <w:rPr>
             <w:rFonts w:ascii="Times New Roman" w:hAnsi="Times New Roman"/>
@@ -755,7 +843,7 @@
       <w:pPr>
         <w:spacing w:after="0"/>
       </w:pPr>
-      <w:hyperlink r:id="rId17">
+      <w:hyperlink r:id="rId18">
         <w:r>
           <w:rPr>
             <w:rFonts w:ascii="Times New Roman" w:hAnsi="Times New Roman"/>
@@ -786,7 +874,7 @@
       <w:pPr>
         <w:spacing w:after="0"/>
       </w:pPr>
-      <w:hyperlink r:id="rId18">
+      <w:hyperlink r:id="rId19">
         <w:r>
           <w:rPr>
             <w:rFonts w:ascii="Times New Roman" w:hAnsi="Times New Roman"/>

--- a/CV_DOCX/Sitt_Min_Thar_Resume.docx
+++ b/CV_DOCX/Sitt_Min_Thar_Resume.docx
@@ -206,97 +206,9 @@
                 <w:b/>
                 <w:sz w:val="21"/>
               </w:rPr>
-              <w:t xml:space="preserve">Business Analyst (Onsite) | </w:t>
+              <w:t xml:space="preserve">Founding Engineer | </w:t>
             </w:r>
             <w:hyperlink r:id="rId9">
-              <w:r>
-                <w:rPr>
-                  <w:rFonts w:ascii="Times New Roman" w:hAnsi="Times New Roman"/>
-                  <w:sz w:val="21"/>
-                  <w:color w:val="0563C1"/>
-                  <w:u w:val="single"/>
-                  <w:b/>
-                </w:rPr>
-                <w:t>VNG</w:t>
-              </w:r>
-            </w:hyperlink>
-          </w:p>
-        </w:tc>
-        <w:tc>
-          <w:tcPr>
-            <w:tcW w:type="dxa" w:w="1152"/>
-            <w:tcW w:w="1152" w:type="dxa"/>
-            <w:tcMar>
-              <w:left w:w="0" w:type="dxa"/>
-              <w:right w:w="0" w:type="dxa"/>
-            </w:tcMar>
-          </w:tcPr>
-          <w:p>
-            <w:pPr>
-              <w:spacing w:after="0"/>
-              <w:jc w:val="right"/>
-            </w:pPr>
-            <w:r>
-              <w:rPr>
-                <w:rFonts w:ascii="Times New Roman" w:hAnsi="Times New Roman"/>
-                <w:b/>
-                <w:sz w:val="21"/>
-              </w:rPr>
-              <w:t>2026 -- Present</w:t>
-            </w:r>
-          </w:p>
-        </w:tc>
-      </w:tr>
-    </w:tbl>
-    <w:p>
-      <w:pPr>
-        <w:pStyle w:val="ListBullet"/>
-        <w:spacing w:after="40"/>
-        <w:ind w:left="360"/>
-      </w:pPr>
-      <w:r>
-        <w:rPr>
-          <w:rFonts w:ascii="Times New Roman" w:hAnsi="Times New Roman"/>
-          <w:sz w:val="21"/>
-        </w:rPr>
-        <w:t>Business Analyst, part of the outsourcing partner delivering an AI-enabled Legal Operations platform onsite at VNG for their Legal and Compliance function</w:t>
-      </w:r>
-    </w:p>
-    <w:tbl>
-      <w:tblPr>
-        <w:tblW w:type="auto" w:w="0"/>
-        <w:tblLayout w:type="fixed"/>
-        <w:tblLook w:firstColumn="1" w:firstRow="1" w:lastColumn="0" w:lastRow="0" w:noHBand="0" w:noVBand="1" w:val="04A0"/>
-        <w:tblLayout w:type="fixed"/>
-        <w:tblW w:w="10080" w:type="dxa"/>
-      </w:tblPr>
-      <w:tblGrid>
-        <w:gridCol w:w="5256"/>
-        <w:gridCol w:w="5256"/>
-      </w:tblGrid>
-      <w:tr>
-        <w:tc>
-          <w:tcPr>
-            <w:tcW w:type="dxa" w:w="8928"/>
-            <w:tcW w:w="8928" w:type="dxa"/>
-            <w:tcMar>
-              <w:left w:w="0" w:type="dxa"/>
-              <w:right w:w="0" w:type="dxa"/>
-            </w:tcMar>
-          </w:tcPr>
-          <w:p>
-            <w:pPr>
-              <w:spacing w:after="0"/>
-            </w:pPr>
-            <w:r>
-              <w:rPr>
-                <w:rFonts w:ascii="Times New Roman" w:hAnsi="Times New Roman"/>
-                <w:b/>
-                <w:sz w:val="21"/>
-              </w:rPr>
-              <w:t xml:space="preserve">Founding Engineer | </w:t>
-            </w:r>
-            <w:hyperlink r:id="rId10">
               <w:r>
                 <w:rPr>
                   <w:rFonts w:ascii="Times New Roman" w:hAnsi="Times New Roman"/>
@@ -384,7 +296,7 @@
               </w:rPr>
               <w:t xml:space="preserve">Release-Acceptance Engineer | </w:t>
             </w:r>
-            <w:hyperlink r:id="rId11">
+            <w:hyperlink r:id="rId10">
               <w:r>
                 <w:rPr>
                   <w:rFonts w:ascii="Times New Roman" w:hAnsi="Times New Roman"/>
@@ -472,7 +384,7 @@
               </w:rPr>
               <w:t xml:space="preserve">Software Development Intern | </w:t>
             </w:r>
-            <w:hyperlink r:id="rId12">
+            <w:hyperlink r:id="rId11">
               <w:r>
                 <w:rPr>
                   <w:rFonts w:ascii="Times New Roman" w:hAnsi="Times New Roman"/>
@@ -688,7 +600,7 @@
       <w:pPr>
         <w:spacing w:after="0"/>
       </w:pPr>
-      <w:hyperlink r:id="rId13">
+      <w:hyperlink r:id="rId12">
         <w:r>
           <w:rPr>
             <w:rFonts w:ascii="Times New Roman" w:hAnsi="Times New Roman"/>
@@ -719,7 +631,7 @@
       <w:pPr>
         <w:spacing w:after="0"/>
       </w:pPr>
-      <w:hyperlink r:id="rId14">
+      <w:hyperlink r:id="rId13">
         <w:r>
           <w:rPr>
             <w:rFonts w:ascii="Times New Roman" w:hAnsi="Times New Roman"/>
@@ -750,7 +662,7 @@
       <w:pPr>
         <w:spacing w:after="0"/>
       </w:pPr>
-      <w:hyperlink r:id="rId15">
+      <w:hyperlink r:id="rId14">
         <w:r>
           <w:rPr>
             <w:rFonts w:ascii="Times New Roman" w:hAnsi="Times New Roman"/>
@@ -781,7 +693,7 @@
       <w:pPr>
         <w:spacing w:after="0"/>
       </w:pPr>
-      <w:hyperlink r:id="rId16">
+      <w:hyperlink r:id="rId15">
         <w:r>
           <w:rPr>
             <w:rFonts w:ascii="Times New Roman" w:hAnsi="Times New Roman"/>
@@ -812,7 +724,7 @@
       <w:pPr>
         <w:spacing w:after="0"/>
       </w:pPr>
-      <w:hyperlink r:id="rId17">
+      <w:hyperlink r:id="rId16">
         <w:r>
           <w:rPr>
             <w:rFonts w:ascii="Times New Roman" w:hAnsi="Times New Roman"/>
@@ -843,7 +755,7 @@
       <w:pPr>
         <w:spacing w:after="0"/>
       </w:pPr>
-      <w:hyperlink r:id="rId18">
+      <w:hyperlink r:id="rId17">
         <w:r>
           <w:rPr>
             <w:rFonts w:ascii="Times New Roman" w:hAnsi="Times New Roman"/>
@@ -874,7 +786,7 @@
       <w:pPr>
         <w:spacing w:after="0"/>
       </w:pPr>
-      <w:hyperlink r:id="rId19">
+      <w:hyperlink r:id="rId18">
         <w:r>
           <w:rPr>
             <w:rFonts w:ascii="Times New Roman" w:hAnsi="Times New Roman"/>

--- a/CV_DOCX/Sitt_Min_Thar_Resume.docx
+++ b/CV_DOCX/Sitt_Min_Thar_Resume.docx
@@ -827,6 +827,54 @@
           <w:color w:val="000000"/>
           <w:sz w:val="23"/>
         </w:rPr>
+        <w:t>OPEN SOURCE</w:t>
+      </w:r>
+    </w:p>
+    <w:p>
+      <w:pPr>
+        <w:spacing w:after="0"/>
+      </w:pPr>
+      <w:hyperlink r:id="rId19">
+        <w:r>
+          <w:rPr>
+            <w:rFonts w:ascii="Times New Roman" w:hAnsi="Times New Roman"/>
+            <w:sz w:val="22"/>
+            <w:color w:val="0563C1"/>
+            <w:u w:val="single"/>
+            <w:b/>
+          </w:rPr>
+          <w:t>BuddyUsage</w:t>
+        </w:r>
+      </w:hyperlink>
+    </w:p>
+    <w:p>
+      <w:pPr>
+        <w:pStyle w:val="ListBullet"/>
+        <w:spacing w:after="40"/>
+        <w:ind w:left="360"/>
+      </w:pPr>
+      <w:r>
+        <w:rPr>
+          <w:rFonts w:ascii="Times New Roman" w:hAnsi="Times New Roman"/>
+          <w:sz w:val="21"/>
+        </w:rPr>
+        <w:t>Menu-bar usage tracker for Claude, Codex, Gemini, Cursor and Copilot with pace prediction and local agent control; exposes usage as a local MCP server. 25 releases, macOS/Windows/Linux (Electron, TypeScript)</w:t>
+      </w:r>
+    </w:p>
+    <w:p>
+      <w:pPr>
+        <w:spacing w:before="100" w:after="20"/>
+        <w:pBdr>
+          <w:bottom w:val="single" w:sz="6" w:space="1" w:color="000000"/>
+        </w:pBdr>
+      </w:pPr>
+      <w:r>
+        <w:rPr>
+          <w:rFonts w:ascii="Times New Roman" w:hAnsi="Times New Roman"/>
+          <w:b/>
+          <w:color w:val="000000"/>
+          <w:sz w:val="23"/>
+        </w:rPr>
         <w:t>SKILLS</w:t>
       </w:r>
     </w:p>

--- a/CV_DOCX/Sitt_Min_Thar_Resume.docx
+++ b/CV_DOCX/Sitt_Min_Thar_Resume.docx
@@ -702,6 +702,37 @@
             <w:u w:val="single"/>
             <w:b/>
           </w:rPr>
+          <w:t>HeadRoom</w:t>
+        </w:r>
+      </w:hyperlink>
+    </w:p>
+    <w:p>
+      <w:pPr>
+        <w:pStyle w:val="ListBullet"/>
+        <w:spacing w:after="40"/>
+        <w:ind w:left="360"/>
+      </w:pPr>
+      <w:r>
+        <w:rPr>
+          <w:rFonts w:ascii="Times New Roman" w:hAnsi="Times New Roman"/>
+          <w:sz w:val="21"/>
+        </w:rPr>
+        <w:t>Workplace-capacity negotiation tool built in 3 days for RMIT's ADC Hackathon 2026 (Neurodivergence track); ADHD-first Focus Mode and a zero-violation WCAG 2.2 AA audit (React, TypeScript, Supabase, Gemini AI)</w:t>
+      </w:r>
+    </w:p>
+    <w:p>
+      <w:pPr>
+        <w:spacing w:after="0"/>
+      </w:pPr>
+      <w:hyperlink r:id="rId16">
+        <w:r>
+          <w:rPr>
+            <w:rFonts w:ascii="Times New Roman" w:hAnsi="Times New Roman"/>
+            <w:sz w:val="22"/>
+            <w:color w:val="0563C1"/>
+            <w:u w:val="single"/>
+            <w:b/>
+          </w:rPr>
           <w:t>DataCleanr</w:t>
         </w:r>
       </w:hyperlink>
@@ -718,37 +749,6 @@
           <w:sz w:val="21"/>
         </w:rPr>
         <w:t>AI-powered dataset cleaning app with industry detection across 12 sectors and automated CSV/Excel harmonization (Python, Cython, JavaScript)</w:t>
-      </w:r>
-    </w:p>
-    <w:p>
-      <w:pPr>
-        <w:spacing w:after="0"/>
-      </w:pPr>
-      <w:hyperlink r:id="rId16">
-        <w:r>
-          <w:rPr>
-            <w:rFonts w:ascii="Times New Roman" w:hAnsi="Times New Roman"/>
-            <w:sz w:val="22"/>
-            <w:color w:val="0563C1"/>
-            <w:u w:val="single"/>
-            <w:b/>
-          </w:rPr>
-          <w:t>DentalBridge</w:t>
-        </w:r>
-      </w:hyperlink>
-    </w:p>
-    <w:p>
-      <w:pPr>
-        <w:pStyle w:val="ListBullet"/>
-        <w:spacing w:after="40"/>
-        <w:ind w:left="360"/>
-      </w:pPr>
-      <w:r>
-        <w:rPr>
-          <w:rFonts w:ascii="Times New Roman" w:hAnsi="Times New Roman"/>
-          <w:sz w:val="21"/>
-        </w:rPr>
-        <w:t>AI treatment coordinator using Google Gemini 1.5 Pro to translate clinical terminology into patient-friendly guidance (FastAPI, Next.js)</w:t>
       </w:r>
     </w:p>
     <w:p>

--- a/CV_DOCX/Sitt_Min_Thar_Resume.docx
+++ b/CV_DOCX/Sitt_Min_Thar_Resume.docx
@@ -733,37 +733,6 @@
             <w:u w:val="single"/>
             <w:b/>
           </w:rPr>
-          <w:t>DataCleanr</w:t>
-        </w:r>
-      </w:hyperlink>
-    </w:p>
-    <w:p>
-      <w:pPr>
-        <w:pStyle w:val="ListBullet"/>
-        <w:spacing w:after="40"/>
-        <w:ind w:left="360"/>
-      </w:pPr>
-      <w:r>
-        <w:rPr>
-          <w:rFonts w:ascii="Times New Roman" w:hAnsi="Times New Roman"/>
-          <w:sz w:val="21"/>
-        </w:rPr>
-        <w:t>AI-powered dataset cleaning app with industry detection across 12 sectors and automated CSV/Excel harmonization (Python, Cython, JavaScript)</w:t>
-      </w:r>
-    </w:p>
-    <w:p>
-      <w:pPr>
-        <w:spacing w:after="0"/>
-      </w:pPr>
-      <w:hyperlink r:id="rId17">
-        <w:r>
-          <w:rPr>
-            <w:rFonts w:ascii="Times New Roman" w:hAnsi="Times New Roman"/>
-            <w:sz w:val="22"/>
-            <w:color w:val="0563C1"/>
-            <w:u w:val="single"/>
-            <w:b/>
-          </w:rPr>
           <w:t>Kamisori</w:t>
         </w:r>
       </w:hyperlink>
@@ -786,7 +755,7 @@
       <w:pPr>
         <w:spacing w:after="0"/>
       </w:pPr>
-      <w:hyperlink r:id="rId18">
+      <w:hyperlink r:id="rId17">
         <w:r>
           <w:rPr>
             <w:rFonts w:ascii="Times New Roman" w:hAnsi="Times New Roman"/>
@@ -834,7 +803,7 @@
       <w:pPr>
         <w:spacing w:after="0"/>
       </w:pPr>
-      <w:hyperlink r:id="rId19">
+      <w:hyperlink r:id="rId18">
         <w:r>
           <w:rPr>
             <w:rFonts w:ascii="Times New Roman" w:hAnsi="Times New Roman"/>
